--- a/pr-preview/pr-460/permutation-tests-handout.docx
+++ b/pr-preview/pr-460/permutation-tests-handout.docx
@@ -15,7 +15,7 @@
         <w:pStyle w:val="Date"/>
       </w:pPr>
       <w:r>
-        <w:t xml:space="preserve">Last modified: 2026-10-23 11:27:23 (PDT)</w:t>
+        <w:t xml:space="preserve">Last modified: 2026-10-23 13:39:11 (PDT)</w:t>
       </w:r>
     </w:p>
     <w:p>

--- a/pr-preview/pr-460/permutation-tests-handout.docx
+++ b/pr-preview/pr-460/permutation-tests-handout.docx
@@ -15,7 +15,7 @@
         <w:pStyle w:val="Date"/>
       </w:pPr>
       <w:r>
-        <w:t xml:space="preserve">Last modified: 2026-10-23 13:39:11 (PDT)</w:t>
+        <w:t xml:space="preserve">Last modified: 2026-10-26 12:25:15 (PDT)</w:t>
       </w:r>
     </w:p>
     <w:p>
@@ -16962,6 +16962,36 @@
         </w:numPr>
       </w:pPr>
       <w:r>
+        <w:t xml:space="preserve">Section 24.2 of Lange’s textbook</w:t>
+      </w:r>
+      <w:r>
+        <w:t xml:space="preserve"> </w:t>
+      </w:r>
+      <w:r>
+        <w:t xml:space="preserve">[10]</w:t>
+      </w:r>
+      <w:r>
+        <w:t xml:space="preserve"> </w:t>
+      </w:r>
+      <w:r>
+        <w:t xml:space="preserve">covers permutation tests,</w:t>
+      </w:r>
+      <w:r>
+        <w:t xml:space="preserve"> </w:t>
+      </w:r>
+      <w:r>
+        <w:t xml:space="preserve">with an emphasis on computation.</w:t>
+      </w:r>
+    </w:p>
+    <w:p>
+      <w:pPr>
+        <w:pStyle w:val="Compact"/>
+        <w:numPr>
+          <w:ilvl w:val="0"/>
+          <w:numId w:val="1002"/>
+        </w:numPr>
+      </w:pPr>
+      <w:r>
         <w:t xml:space="preserve">Chapter 13 of</w:t>
       </w:r>
       <w:r>
@@ -16978,7 +17008,7 @@
       </w:r>
     </w:p>
     <w:bookmarkEnd w:id="53"/>
-    <w:bookmarkStart w:id="71" w:name="references"/>
+    <w:bookmarkStart w:id="73" w:name="references"/>
     <w:p>
       <w:pPr>
         <w:pStyle w:val="Heading2"/>
@@ -16987,7 +17017,7 @@
         <w:t xml:space="preserve">References</w:t>
       </w:r>
     </w:p>
-    <w:bookmarkStart w:id="70" w:name="refs"/>
+    <w:bookmarkStart w:id="72" w:name="refs"/>
     <w:bookmarkStart w:id="55" w:name="ref-wikipedia_resampling_statistics"/>
     <w:p>
       <w:pPr>
@@ -17446,8 +17476,54 @@
       </w:r>
     </w:p>
     <w:bookmarkEnd w:id="69"/>
-    <w:bookmarkEnd w:id="70"/>
+    <w:bookmarkStart w:id="71" w:name="ref-lange2010numerical"/>
+    <w:p>
+      <w:pPr>
+        <w:pStyle w:val="Bibliography"/>
+      </w:pPr>
+      <w:r>
+        <w:t xml:space="preserve">[10]</w:t>
+      </w:r>
+      <w:r>
+        <w:t xml:space="preserve"> </w:t>
+      </w:r>
+      <w:r>
+        <w:t xml:space="preserve">	</w:t>
+      </w:r>
+      <w:r>
+        <w:t xml:space="preserve">K. Lange,</w:t>
+      </w:r>
+      <w:r>
+        <w:t xml:space="preserve"> </w:t>
+      </w:r>
+      <w:r>
+        <w:rPr>
+          <w:i/>
+          <w:iCs/>
+        </w:rPr>
+        <w:t xml:space="preserve">Numerical analysis for statisticians</w:t>
+      </w:r>
+      <w:r>
+        <w:t xml:space="preserve">, 2nd ed. in Statistics and computing. Springer, 2010. doi:</w:t>
+      </w:r>
+      <w:r>
+        <w:t xml:space="preserve"> </w:t>
+      </w:r>
+      <w:hyperlink r:id="rId70">
+        <w:r>
+          <w:rPr>
+            <w:rStyle w:val="Hyperlink"/>
+          </w:rPr>
+          <w:t xml:space="preserve">10.1007/978-1-4419-5945-4</w:t>
+        </w:r>
+      </w:hyperlink>
+      <w:r>
+        <w:t xml:space="preserve">.</w:t>
+      </w:r>
+    </w:p>
     <w:bookmarkEnd w:id="71"/>
+    <w:bookmarkEnd w:id="72"/>
+    <w:bookmarkEnd w:id="73"/>
     <w:sectPr>
       <w:footnotePr>
         <w:numRestart w:val="eachSect"/>
